--- a/SHU_GAD_zhulijin_Final/252《游戏音频设计》期末作品说明260605_确认.docx
+++ b/SHU_GAD_zhulijin_Final/252《游戏音频设计》期末作品说明260605_确认.docx
@@ -3677,26 +3677,14 @@
     </w:p>
     <w:p>
       <w:pPr>
-        <w:pStyle w:val="2"/>
-        <w:spacing w:beforeLines="100" w:after="50" w:line="360" w:lineRule="auto"/>
-        <w:ind w:left="0"/>
-        <w:jc w:val="left"/>
-      </w:pPr>
-      <w:r>
-        <w:rPr>
-          <w:rFonts w:ascii="宋体" w:hAnsi="Times New Roman" w:eastAsia="宋体"/>
-        </w:rPr>
-        <w:t>游戏音频设计期末作品说明</w:t>
-      </w:r>
-    </w:p>
-    <w:p>
-      <w:pPr>
         <w:pStyle w:val="3"/>
         <w:spacing w:beforeLines="100" w:after="50" w:line="360" w:lineRule="auto"/>
         <w:ind w:left="0"/>
         <w:jc w:val="left"/>
       </w:pPr>
       <w:bookmarkStart w:id="0" w:name="oOZNE"/>
+      <w:bookmarkStart w:id="76" w:name="_GoBack"/>
+      <w:bookmarkEnd w:id="76"/>
       <w:r>
         <w:rPr>
           <w:rFonts w:ascii="宋体" w:hAnsi="Times New Roman" w:eastAsia="宋体"/>
@@ -3819,7 +3807,6 @@
         <w:ind w:left="0"/>
         <w:jc w:val="left"/>
       </w:pPr>
-      <w:bookmarkStart w:id="76" w:name="_GoBack"/>
       <w:bookmarkStart w:id="6" w:name="u20b88e1a"/>
       <w:bookmarkStart w:id="7" w:name="u1d4ef4fc"/>
       <w:r>
@@ -3864,7 +3851,6 @@
           </wp:inline>
         </w:drawing>
       </w:r>
-      <w:bookmarkEnd w:id="76"/>
       <w:bookmarkEnd w:id="6"/>
     </w:p>
     <w:bookmarkEnd w:id="7"/>
